--- a/Hassan_Mundher_Professional_CV.docx
+++ b/Hassan_Mundher_Professional_CV.docx
@@ -23,7 +23,7 @@
         <w:br/>
       </w:r>
       <w:r>
-        <w:t>Portfolio: civil-eng-pro.vercel.app | LinkedIn: linkedin.com/in/hasanmundher</w:t>
+        <w:t>Portfolio: hassanm.vercel.app | LinkedIn: linkedin.com/in/hasanmundher</w:t>
       </w:r>
     </w:p>
     <w:p>
